--- a/en/wisdom-stories/mature-person.docx
+++ b/en/wisdom-stories/mature-person.docx
@@ -4,92 +4,51 @@
   <w:body>
     <w:p>
       <w:pPr>
-        <w:spacing w:before="0" w:after="60"/>
-        <w:jc w:val="left"/>
+        <w:pStyle w:val="Title"/>
       </w:pPr>
       <w:r>
-        <w:rPr>
-          <w:rFonts w:ascii="Arial" w:hAnsi="Arial" w:eastAsia="Arial"/>
-          <w:i w:val="0"/>
-          <w:color w:val="000000"/>
-          <w:sz w:val="52"/>
-        </w:rPr>
         <w:t>A Mature Person</w:t>
       </w:r>
     </w:p>
     <w:p>
       <w:pPr>
-        <w:jc w:val="left"/>
+        <w:keepNext/>
       </w:pPr>
       <w:r>
-        <w:rPr>
-          <w:rFonts w:ascii="Arial" w:hAnsi="Arial" w:eastAsia="Arial"/>
-          <w:i w:val="0"/>
-          <w:color w:val="000000"/>
-          <w:sz w:val="22"/>
-        </w:rPr>
-        <w:t>A time comes when you value the sincerity of old friends more deeply, stop chasing meaningless acquaintances, and choose distance from ignorance and relationships that harm your peace of mind. That is when you realize that you have grown inwardly mature.</w:t>
+        <w:t>There comes a time when you value old friends’ sincerity more than passing acquaintances. You step away from ignorance and relationships that disturb your peace. That is one sign of growing maturity.</w:t>
       </w:r>
     </w:p>
     <w:p>
       <w:pPr>
-        <w:pStyle w:val="Moral"/>
         <w:keepNext/>
         <w:keepLines/>
-        <w:widowControl/>
-        <w:spacing w:before="240" w:after="180" w:line="283" w:lineRule="auto"/>
-        <w:ind w:left="240" w:right="240"/>
-        <w:jc w:val="left"/>
-        <w:pBdr>
-          <w:top w:val="single" w:sz="8" w:space="7" w:color="E8D59A"/>
-          <w:left w:val="single" w:sz="32" w:space="11" w:color="C6A23A"/>
-          <w:bottom w:val="single" w:sz="8" w:space="7" w:color="E8D59A"/>
-          <w:right w:val="single" w:sz="8" w:space="11" w:color="E8D59A"/>
-        </w:pBdr>
-        <w:shd w:val="clear" w:color="auto" w:fill="FFF8E1"/>
+        <w:spacing w:before="160"/>
       </w:pPr>
       <w:r>
         <w:rPr>
-          <w:rFonts w:ascii="Arial" w:hAnsi="Arial" w:eastAsia="Arial" w:cs="Arial"/>
           <w:b/>
-          <w:i w:val="0"/>
-          <w:color w:val="9A7417"/>
-          <w:sz w:val="22"/>
         </w:rPr>
-        <w:t xml:space="preserve">Moral: </w:t>
+        <w:t>Moral:</w:t>
       </w:r>
       <w:r>
-        <w:rPr>
-          <w:rFonts w:ascii="Arial" w:hAnsi="Arial" w:eastAsia="Arial" w:cs="Arial"/>
-          <w:b w:val="0"/>
-          <w:i w:val="0"/>
-          <w:color w:val="3F3826"/>
-          <w:sz w:val="22"/>
-        </w:rPr>
-        <w:t>Maturity is the ability to step away from harmful relationships and protect one’s inner peace. Knowing whom—and what—to keep at a distance is also a form of wisdom.</w:t>
+        <w:t xml:space="preserve"> Maturity is the ability to step away from harmful relationships and protect one’s inner peace. Knowing whom—and what—to keep at a distance is also a form of wisdom.</w:t>
       </w:r>
     </w:p>
     <w:p>
       <w:pPr>
-        <w:keepLines/>
-        <w:widowControl/>
-        <w:spacing w:before="60" w:after="0" w:line="240" w:lineRule="auto"/>
-        <w:jc w:val="right"/>
+        <w:spacing w:after="80"/>
       </w:pPr>
       <w:r>
         <w:rPr>
-          <w:rFonts w:ascii="Arial" w:hAnsi="Arial" w:eastAsia="Arial" w:cs="Arial"/>
-          <w:b w:val="0"/>
           <w:i/>
-          <w:color w:val="8A7950"/>
-          <w:sz w:val="17"/>
+          <w:sz w:val="18"/>
         </w:rPr>
-        <w:t>The story was obtained from open Internet sources.</w:t>
+        <w:t>Source: Publicly available internet sources.</w:t>
       </w:r>
     </w:p>
     <w:sectPr>
       <w:pgSz w:w="12240" w:h="15840"/>
-      <w:pgMar w:top="1440" w:right="1440" w:bottom="1440" w:left="1440" w:header="708" w:footer="708" w:gutter="0"/>
+      <w:pgMar w:top="1080" w:right="1224" w:bottom="1080" w:left="1224" w:header="720" w:footer="720" w:gutter="0"/>
       <w:cols w:space="720"/>
       <w:docGrid w:linePitch="360"/>
     </w:sectPr>
@@ -461,12 +420,14 @@
     <w:qFormat/>
     <w:rsid w:val="00FC693F"/>
     <w:pPr>
-      <w:spacing w:before="0" w:after="160" w:line="276" w:lineRule="auto"/>
+      <w:widowControl/>
+      <w:spacing w:after="120" w:line="259" w:lineRule="auto"/>
     </w:pPr>
     <w:rPr>
-      <w:rFonts w:ascii="Arial" w:hAnsi="Arial" w:eastAsia="Arial"/>
+      <w:rFonts w:ascii="Arial" w:hAnsi="Arial"/>
       <w:color w:val="000000"/>
       <w:sz w:val="22"/>
+      <w:lang w:val="en-US"/>
     </w:rPr>
   </w:style>
   <w:style w:type="paragraph" w:styleId="Header">
@@ -810,18 +771,17 @@
     <w:qFormat/>
     <w:rsid w:val="00FC693F"/>
     <w:pPr>
-      <w:pBdr>
-        <w:bottom w:val="single" w:sz="8" w:space="4" w:color="4F81BD" w:themeColor="accent1"/>
-      </w:pBdr>
-      <w:spacing w:after="300" w:line="240" w:lineRule="auto"/>
+      <w:keepNext/>
+      <w:spacing w:after="280" w:line="240" w:lineRule="auto"/>
       <w:contextualSpacing/>
     </w:pPr>
     <w:rPr>
-      <w:rFonts w:asciiTheme="majorHAnsi" w:eastAsiaTheme="majorEastAsia" w:hAnsiTheme="majorHAnsi" w:cstheme="majorBidi"/>
-      <w:color w:val="17365D" w:themeColor="text2" w:themeShade="BF"/>
+      <w:rFonts w:asciiTheme="majorHAnsi" w:eastAsiaTheme="majorEastAsia" w:hAnsiTheme="majorHAnsi" w:cstheme="majorBidi" w:ascii="Arial" w:hAnsi="Arial"/>
+      <w:b/>
+      <w:color w:val="000000"/>
       <w:spacing w:val="5"/>
       <w:kern w:val="28"/>
-      <w:sz w:val="52"/>
+      <w:sz w:val="34"/>
       <w:szCs w:val="52"/>
     </w:rPr>
   </w:style>
@@ -1297,9 +1257,6 @@
     <w:qFormat/>
     <w:rsid w:val="00FC693F"/>
     <w:pPr>
-      <w:pBdr>
-        <w:bottom w:val="single" w:sz="4" w:space="4" w:color="4F81BD" w:themeColor="accent1"/>
-      </w:pBdr>
       <w:spacing w:before="200" w:after="280"/>
       <w:ind w:left="936" w:right="936"/>
     </w:pPr>
@@ -12150,18 +12107,6 @@
         <w:shd w:val="clear" w:color="auto" w:fill="FBCAA2" w:themeFill="accent6" w:themeFillTint="7F"/>
       </w:tcPr>
     </w:tblStylePr>
-  </w:style>
-  <w:style w:type="paragraph" w:customStyle="1" w:styleId="Moral">
-    <w:name w:val="Moral"/>
-    <w:basedOn w:val="Normal"/>
-    <w:pPr>
-      <w:spacing w:before="160" w:after="0" w:line="276" w:lineRule="auto"/>
-    </w:pPr>
-    <w:rPr>
-      <w:rFonts w:ascii="Arial" w:hAnsi="Arial" w:eastAsia="Arial"/>
-      <w:i/>
-      <w:sz w:val="22"/>
-    </w:rPr>
   </w:style>
 </w:styles>
 </file>

--- a/en/wisdom-stories/mature-person.docx
+++ b/en/wisdom-stories/mature-person.docx
@@ -15,7 +15,7 @@
         <w:keepNext/>
       </w:pPr>
       <w:r>
-        <w:t>There comes a time when you value old friends’ sincerity more than passing acquaintances. You step away from ignorance and relationships that disturb your peace. That is one sign of growing maturity.</w:t>
+        <w:t>There comes a time when you value the sincerity of old friends more. You do not seek meaningless acquaintances, and you stay away from ignorant people and from relationships that tire you inwardly. Then you understand that you have already matured.</w:t>
       </w:r>
     </w:p>
     <w:p>
@@ -28,11 +28,9 @@
         <w:rPr>
           <w:b/>
         </w:rPr>
-        <w:t>Moral:</w:t>
+        <w:t>Moral: Maturity is the ability to step away from harmful relationships and protect one’s inner peace. Knowing whom—and what—to keep at a distance is also a sign of full maturity.</w:t>
       </w:r>
-      <w:r>
-        <w:t xml:space="preserve"> Maturity is the ability to step away from harmful relationships and protect one’s inner peace. Knowing whom—and what—to keep at a distance is also a form of wisdom.</w:t>
-      </w:r>
+      <w:r/>
     </w:p>
     <w:p>
       <w:pPr>
@@ -43,7 +41,7 @@
           <w:i/>
           <w:sz w:val="18"/>
         </w:rPr>
-        <w:t>Source: Publicly available internet sources.</w:t>
+        <w:t>Stories are taken from open Internet sources; illustrations were created with AI.</w:t>
       </w:r>
     </w:p>
     <w:sectPr>

--- a/en/wisdom-stories/mature-person.docx
+++ b/en/wisdom-stories/mature-person.docx
@@ -27,7 +27,7 @@
         <w:rPr>
           <w:lang/>
         </w:rPr>
-        <w:t>There comes a time when you grow to appreciate the sincerity of old friends more deeply. You stop seeking new acquaintances simply to surround yourself with people. You no longer argue with those unwilling to understand, and you step away from relationships that leave you emotionally drained. That is when you realise you are becoming more mature.</w:t>
+        <w:t xml:space="preserve">There comes a time when you grow to appreciate the sincerity of old friends more deeply. You stop seeking new acquaintances simply to surround yourself with people. You no longer argue with those unwilling to understand, and you step away from relationships that leave you emotionally drained. That is when you realize you are becoming more mature.</w:t>
       </w:r>
     </w:p>
     <w:p>
